--- a/bench/corpus/x1.docx
+++ b/bench/corpus/x1.docx
@@ -52,6 +52,11 @@
         <w:t xml:space="preserve">יוזכר כי הח"מ גם שמשה אפטרופא לדין של הקטין ליעד בהליך הקודם. האפוטרופא לדין ממליצה על הרחבת השהות אצל האב.</w:t>
       </w:r>
     </w:p>
+    <w:p>
+      <w:r>
+        <w:t xml:space="preserve">לשם הבהרה: האב ביקש להתקדם קדימה בהסדר, וחבר של המשפחה הציע לסייע. מיטב המאמצים הושקעו.</w:t>
+      </w:r>
+    </w:p>
   </w:body>
 </w:document>
 </file>